--- a/BSI-C5/CSW-BSI-C5-Compliance-Report.docx
+++ b/BSI-C5/CSW-BSI-C5-Compliance-Report.docx
@@ -10,7 +10,7 @@
         <w:t xml:space="preserve">Cisco Secure Workload - BSI C5 Compliance Report</w:t>
       </w:r>
     </w:p>
-    <w:bookmarkStart w:id="17" w:name="X06357963e33d38f0b1bd03ae04f044b265f5744"/>
+    <w:bookmarkStart w:id="22" w:name="X06357963e33d38f0b1bd03ae04f044b265f5744"/>
     <w:p>
       <w:pPr>
         <w:pStyle w:val="Heading1"/>
@@ -43,7 +43,7 @@
         <w:t xml:space="preserve"> </w:t>
       </w:r>
       <w:r>
-        <w:t xml:space="preserve">BSI C5 - Cloud Computing Compliance Criteria Catalogue</w:t>
+        <w:t xml:space="preserve">BSI Cloud Computing Compliance Criteria Catalogue (C5:2020)</w:t>
       </w:r>
       <w:r>
         <w:br/>
@@ -59,7 +59,7 @@
         <w:t xml:space="preserve"> </w:t>
       </w:r>
       <w:r>
-        <w:t xml:space="preserve">Cloud service providers, SaaS operators, and cloud customers using BSI C5 as a cloud assurance baseline.</w:t>
+        <w:t xml:space="preserve">Cloud service providers (CSPs) and cloud-hosted workload owners serving German federal / public-sector customers or any customer that contractually requires C5 evidence.</w:t>
       </w:r>
       <w:r>
         <w:br/>
@@ -75,7 +75,7 @@
         <w:t xml:space="preserve"> </w:t>
       </w:r>
       <w:r>
-        <w:t xml:space="preserve">Cloud workload segmentation, tenant/shared-service boundaries, vulnerability handling, monitoring, and incident evidence.</w:t>
+        <w:t xml:space="preserve">Cloud workload segmentation, operations security (OPS), communication security (KOS), workload-to-workload identity and access management (IDM), asset management (AM), and security incident management (SIM) evidence.</w:t>
       </w:r>
     </w:p>
     <w:p>
@@ -86,12 +86,96 @@
       </w:r>
     </w:p>
     <w:bookmarkEnd w:id="9"/>
-    <w:bookmarkStart w:id="10" w:name="executive-summary"/>
+    <w:bookmarkStart w:id="10" w:name="framework-version-note"/>
     <w:p>
       <w:pPr>
         <w:pStyle w:val="Heading2"/>
       </w:pPr>
       <w:r>
+        <w:t xml:space="preserve">Framework Version Note</w:t>
+      </w:r>
+    </w:p>
+    <w:p>
+      <w:pPr>
+        <w:pStyle w:val="FirstParagraph"/>
+      </w:pPr>
+      <w:r>
+        <w:t xml:space="preserve">References C5:2020. BSI may publish revisions; validate the catalogue version against the customer’s assessment scope. C5 distinguishes Basic Criteria from Additional Criteria (the latter expanding evidence requirements). Topic areas in this report are referenced by name and area abbreviation; specific criterion numbering may vary across catalogue revisions.</w:t>
+      </w:r>
+    </w:p>
+    <w:bookmarkEnd w:id="10"/>
+    <w:bookmarkStart w:id="11" w:name="csw-ui-navigation-note"/>
+    <w:p>
+      <w:pPr>
+        <w:pStyle w:val="Heading2"/>
+      </w:pPr>
+      <w:r>
+        <w:t xml:space="preserve">CSW UI Navigation Note</w:t>
+      </w:r>
+    </w:p>
+    <w:p>
+      <w:pPr>
+        <w:pStyle w:val="FirstParagraph"/>
+      </w:pPr>
+      <w:r>
+        <w:t xml:space="preserve">Cisco does not yet publish framework-specific CSW UI navigation for this standard; framework-specific navigation is on the product roadmap. This report references CSW</w:t>
+      </w:r>
+      <w:r>
+        <w:t xml:space="preserve"> </w:t>
+      </w:r>
+      <w:r>
+        <w:rPr>
+          <w:i/>
+          <w:iCs/>
+        </w:rPr>
+        <w:t xml:space="preserve">capabilities</w:t>
+      </w:r>
+      <w:r>
+        <w:t xml:space="preserve"> </w:t>
+      </w:r>
+      <w:r>
+        <w:t xml:space="preserve">and the</w:t>
+      </w:r>
+      <w:r>
+        <w:t xml:space="preserve"> </w:t>
+      </w:r>
+      <w:r>
+        <w:rPr>
+          <w:i/>
+          <w:iCs/>
+        </w:rPr>
+        <w:t xml:space="preserve">evidence artifacts</w:t>
+      </w:r>
+      <w:r>
+        <w:t xml:space="preserve"> </w:t>
+      </w:r>
+      <w:r>
+        <w:t xml:space="preserve">they produce. The technical runbook (</w:t>
+      </w:r>
+      <w:r>
+        <w:rPr>
+          <w:rStyle w:val="VerbatimChar"/>
+        </w:rPr>
+        <w:t xml:space="preserve">CSW-BSI-C5-Technical-Runbook.md</w:t>
+      </w:r>
+      <w:r>
+        <w:t xml:space="preserve">) in this folder contains the deeper engineering detail.</w:t>
+      </w:r>
+    </w:p>
+    <w:p>
+      <w:r>
+        <w:pict>
+          <v:rect style="width:0;height:1.5pt" o:hralign="center" o:hrstd="t" o:hr="t"/>
+        </w:pict>
+      </w:r>
+    </w:p>
+    <w:bookmarkEnd w:id="11"/>
+    <w:bookmarkStart w:id="12" w:name="executive-summary"/>
+    <w:p>
+      <w:pPr>
+        <w:pStyle w:val="Heading2"/>
+      </w:pPr>
+      <w:r>
         <w:t xml:space="preserve">Executive Summary</w:t>
       </w:r>
     </w:p>
@@ -100,7 +184,7 @@
         <w:pStyle w:val="FirstParagraph"/>
       </w:pPr>
       <w:r>
-        <w:t xml:space="preserve">Cisco Secure Workload (CSW) can support this framework by producing workload-level evidence for inventory, application dependency mapping, segmentation design, policy simulation, vulnerability context, and incident investigation. The strongest customer story is not that CSW</w:t>
+        <w:t xml:space="preserve">Cisco Secure Workload (CSW) supports a defined subset of this framework. The strongest customer story is not that CSW</w:t>
       </w:r>
       <w:r>
         <w:t xml:space="preserve"> </w:t>
@@ -112,11 +196,43 @@
         <w:t xml:space="preserve"> </w:t>
       </w:r>
       <w:r>
-        <w:t xml:space="preserve">compliance; it is that CSW turns workload communication into evidence that control owners, assessors, and technical teams can review.</w:t>
-      </w:r>
-    </w:p>
-    <w:bookmarkEnd w:id="10"/>
-    <w:bookmarkStart w:id="11" w:name="suggested-csw-scope-pattern"/>
+        <w:t xml:space="preserve">compliance; it is that CSW turns workload communication and inventory into evidence that the customer, the customer’s compliance team, and the customer’s assessor can review. This report describes which framework topics CSW supports, which it does not, what evidence artifacts CSW produces, and how often the customer should collect them. CSW does</w:t>
+      </w:r>
+      <w:r>
+        <w:t xml:space="preserve"> </w:t>
+      </w:r>
+      <w:r>
+        <w:rPr>
+          <w:b/>
+          <w:bCs/>
+        </w:rPr>
+        <w:t xml:space="preserve">not</w:t>
+      </w:r>
+      <w:r>
+        <w:t xml:space="preserve"> </w:t>
+      </w:r>
+      <w:r>
+        <w:t xml:space="preserve">replace the customer’s governance, policy, or assessor judgement, and this report is</w:t>
+      </w:r>
+      <w:r>
+        <w:t xml:space="preserve"> </w:t>
+      </w:r>
+      <w:r>
+        <w:rPr>
+          <w:b/>
+          <w:bCs/>
+        </w:rPr>
+        <w:t xml:space="preserve">not</w:t>
+      </w:r>
+      <w:r>
+        <w:t xml:space="preserve"> </w:t>
+      </w:r>
+      <w:r>
+        <w:t xml:space="preserve">a control attestation.</w:t>
+      </w:r>
+    </w:p>
+    <w:bookmarkEnd w:id="12"/>
+    <w:bookmarkStart w:id="13" w:name="suggested-csw-scope-pattern"/>
     <w:p>
       <w:pPr>
         <w:pStyle w:val="Heading2"/>
@@ -127,7 +243,7 @@
     </w:p>
     <w:p>
       <w:pPr>
-        <w:pStyle w:val="FirstParagraph"/>
+        <w:pStyle w:val="SourceCode"/>
       </w:pPr>
       <w:r>
         <w:rPr>
@@ -136,85 +252,58 @@
         <w:t xml:space="preserve">BSI-C5</w:t>
       </w:r>
       <w:r>
-        <w:t xml:space="preserve"> </w:t>
-      </w:r>
-      <w:r>
-        <w:t xml:space="preserve">&gt;</w:t>
-      </w:r>
-      <w:r>
-        <w:t xml:space="preserve"> </w:t>
+        <w:br/>
       </w:r>
       <w:r>
         <w:rPr>
           <w:rStyle w:val="VerbatimChar"/>
         </w:rPr>
-        <w:t xml:space="preserve">Cloud-Service-Scope</w:t>
-      </w:r>
-      <w:r>
-        <w:t xml:space="preserve">,</w:t>
-      </w:r>
-      <w:r>
-        <w:t xml:space="preserve"> </w:t>
+        <w:t xml:space="preserve">├── Customer-Tenants (Tenant-A, Tenant-B, Tenant-C ...)</w:t>
+      </w:r>
+      <w:r>
+        <w:br/>
       </w:r>
       <w:r>
         <w:rPr>
           <w:rStyle w:val="VerbatimChar"/>
         </w:rPr>
-        <w:t xml:space="preserve">Production-Service</w:t>
-      </w:r>
-      <w:r>
-        <w:t xml:space="preserve">,</w:t>
-      </w:r>
-      <w:r>
-        <w:t xml:space="preserve"> </w:t>
+        <w:t xml:space="preserve">├── Shared-Infrastructure (Identity-Layer, Logging-Telemetry, Patch-Configuration, Backup-Layer)</w:t>
+      </w:r>
+      <w:r>
+        <w:br/>
       </w:r>
       <w:r>
         <w:rPr>
           <w:rStyle w:val="VerbatimChar"/>
         </w:rPr>
-        <w:t xml:space="preserve">Tenant-Shared-Services</w:t>
-      </w:r>
-      <w:r>
-        <w:t xml:space="preserve">,</w:t>
-      </w:r>
-      <w:r>
-        <w:t xml:space="preserve"> </w:t>
+        <w:t xml:space="preserve">├── Management-Plane (Operator-Jump-Hosts, Admin-Consoles)</w:t>
+      </w:r>
+      <w:r>
+        <w:br/>
       </w:r>
       <w:r>
         <w:rPr>
           <w:rStyle w:val="VerbatimChar"/>
         </w:rPr>
-        <w:t xml:space="preserve">Customer-Data-Stores</w:t>
-      </w:r>
-      <w:r>
-        <w:t xml:space="preserve">,</w:t>
-      </w:r>
-      <w:r>
-        <w:t xml:space="preserve"> </w:t>
-      </w:r>
-      <w:r>
-        <w:rPr>
-          <w:rStyle w:val="VerbatimChar"/>
-        </w:rPr>
-        <w:t xml:space="preserve">Supplier-Egress</w:t>
-      </w:r>
-    </w:p>
-    <w:p>
-      <w:pPr>
-        <w:pStyle w:val="BodyText"/>
+        <w:t xml:space="preserve">└── External-Service-Providers</w:t>
+      </w:r>
+    </w:p>
+    <w:p>
+      <w:pPr>
+        <w:pStyle w:val="FirstParagraph"/>
       </w:pPr>
       <w:r>
         <w:t xml:space="preserve">This scope pattern should be validated with the customer’s architecture, application owners, compliance team, and assessor before it is used for formal evidence.</w:t>
       </w:r>
     </w:p>
-    <w:bookmarkEnd w:id="11"/>
-    <w:bookmarkStart w:id="12" w:name="outcomes-csw-can-support"/>
+    <w:bookmarkEnd w:id="13"/>
+    <w:bookmarkStart w:id="14" w:name="in-scope-for-csw-evidence"/>
     <w:p>
       <w:pPr>
         <w:pStyle w:val="Heading2"/>
       </w:pPr>
       <w:r>
-        <w:t xml:space="preserve">Outcomes CSW Can Support</w:t>
+        <w:t xml:space="preserve">In Scope for CSW Evidence</w:t>
       </w:r>
     </w:p>
     <w:p>
@@ -226,7 +315,7 @@
         </w:numPr>
       </w:pPr>
       <w:r>
-        <w:t xml:space="preserve">Map cloud service workloads and shared services.</w:t>
+        <w:t xml:space="preserve">Asset Management (AM)</w:t>
       </w:r>
     </w:p>
     <w:p>
@@ -238,7 +327,7 @@
         </w:numPr>
       </w:pPr>
       <w:r>
-        <w:t xml:space="preserve">Document tenant, customer-data, and supplier communication boundaries.</w:t>
+        <w:t xml:space="preserve">Communication Security (KOS) - tenant separation and segmentation</w:t>
       </w:r>
     </w:p>
     <w:p>
@@ -250,7 +339,7 @@
         </w:numPr>
       </w:pPr>
       <w:r>
-        <w:t xml:space="preserve">Use workload telemetry for communication security evidence.</w:t>
+        <w:t xml:space="preserve">Operations Security (OPS) - monitoring, vulnerability + reachability, configuration baseline</w:t>
       </w:r>
     </w:p>
     <w:p>
@@ -262,17 +351,77 @@
         </w:numPr>
       </w:pPr>
       <w:r>
-        <w:t xml:space="preserve">Package vulnerability and incident evidence for cloud assurance.</w:t>
-      </w:r>
-    </w:p>
-    <w:bookmarkEnd w:id="12"/>
-    <w:bookmarkStart w:id="13" w:name="evidence-package"/>
+        <w:t xml:space="preserve">Identity and Access Management (IDM) - workload-to-workload layer</w:t>
+      </w:r>
+    </w:p>
+    <w:p>
+      <w:pPr>
+        <w:pStyle w:val="Compact"/>
+        <w:numPr>
+          <w:ilvl w:val="0"/>
+          <w:numId w:val="1001"/>
+        </w:numPr>
+      </w:pPr>
+      <w:r>
+        <w:t xml:space="preserve">Cryptography (KRY) - plaintext-flow detection only</w:t>
+      </w:r>
+    </w:p>
+    <w:p>
+      <w:pPr>
+        <w:pStyle w:val="Compact"/>
+        <w:numPr>
+          <w:ilvl w:val="0"/>
+          <w:numId w:val="1001"/>
+        </w:numPr>
+      </w:pPr>
+      <w:r>
+        <w:t xml:space="preserve">Supplier / Sub-Service Provider Control (SP)</w:t>
+      </w:r>
+    </w:p>
+    <w:p>
+      <w:pPr>
+        <w:pStyle w:val="Compact"/>
+        <w:numPr>
+          <w:ilvl w:val="0"/>
+          <w:numId w:val="1001"/>
+        </w:numPr>
+      </w:pPr>
+      <w:r>
+        <w:t xml:space="preserve">Security Incident Management (SIM)</w:t>
+      </w:r>
+    </w:p>
+    <w:p>
+      <w:pPr>
+        <w:pStyle w:val="Compact"/>
+        <w:numPr>
+          <w:ilvl w:val="0"/>
+          <w:numId w:val="1001"/>
+        </w:numPr>
+      </w:pPr>
+      <w:r>
+        <w:t xml:space="preserve">Business Continuity (BCM) - approved flow baseline as input to recoverability</w:t>
+      </w:r>
+    </w:p>
+    <w:p>
+      <w:pPr>
+        <w:pStyle w:val="Compact"/>
+        <w:numPr>
+          <w:ilvl w:val="0"/>
+          <w:numId w:val="1001"/>
+        </w:numPr>
+      </w:pPr>
+      <w:r>
+        <w:t xml:space="preserve">Compliance (COM) and Investigation (INQ) - evidence pack inputs</w:t>
+      </w:r>
+    </w:p>
+    <w:bookmarkEnd w:id="14"/>
+    <w:bookmarkStart w:id="15" w:name="Xaed999129ed4b1f11f99b5af2968248bad86dd6"/>
     <w:p>
       <w:pPr>
         <w:pStyle w:val="Heading2"/>
       </w:pPr>
       <w:r>
-        <w:t xml:space="preserve">Evidence Package</w:t>
+        <w:t xml:space="preserve">Out of Scope (Must Be Evidenced by Other Controls / Tools / Processes)</w:t>
       </w:r>
     </w:p>
     <w:p>
@@ -284,7 +433,7 @@
         </w:numPr>
       </w:pPr>
       <w:r>
-        <w:t xml:space="preserve">Cloud workload inventory</w:t>
+        <w:t xml:space="preserve">Organisation of Information Security (OIS)</w:t>
       </w:r>
     </w:p>
     <w:p>
@@ -296,7 +445,7 @@
         </w:numPr>
       </w:pPr>
       <w:r>
-        <w:t xml:space="preserve">Scope tree and cloud tag mapping</w:t>
+        <w:t xml:space="preserve">Personnel (HR)</w:t>
       </w:r>
     </w:p>
     <w:p>
@@ -308,7 +457,7 @@
         </w:numPr>
       </w:pPr>
       <w:r>
-        <w:t xml:space="preserve">Tenant/shared-service flow summary</w:t>
+        <w:t xml:space="preserve">Physical Security (PS)</w:t>
       </w:r>
     </w:p>
     <w:p>
@@ -320,7 +469,7 @@
         </w:numPr>
       </w:pPr>
       <w:r>
-        <w:t xml:space="preserve">Supplier egress summary</w:t>
+        <w:t xml:space="preserve">Portability and Interoperability (PI)</w:t>
       </w:r>
     </w:p>
     <w:p>
@@ -332,11 +481,710 @@
         </w:numPr>
       </w:pPr>
       <w:r>
-        <w:t xml:space="preserve">Policy candidate and incident evidence sample</w:t>
-      </w:r>
-    </w:p>
-    <w:bookmarkEnd w:id="13"/>
-    <w:bookmarkStart w:id="14" w:name="pov-workshop-approach"/>
+        <w:t xml:space="preserve">Procurement, Development, and Modification (DEV) - code-level controls</w:t>
+      </w:r>
+    </w:p>
+    <w:p>
+      <w:pPr>
+        <w:pStyle w:val="Compact"/>
+        <w:numPr>
+          <w:ilvl w:val="0"/>
+          <w:numId w:val="1002"/>
+        </w:numPr>
+      </w:pPr>
+      <w:r>
+        <w:t xml:space="preserve">Cryptography enforcement and key management (KRY enforcement)</w:t>
+      </w:r>
+    </w:p>
+    <w:bookmarkEnd w:id="15"/>
+    <w:bookmarkStart w:id="16" w:name="framework-topic-csw-capability-map"/>
+    <w:p>
+      <w:pPr>
+        <w:pStyle w:val="Heading2"/>
+      </w:pPr>
+      <w:r>
+        <w:t xml:space="preserve">Framework Topic → CSW Capability Map</w:t>
+      </w:r>
+    </w:p>
+    <w:tbl>
+      <w:tblPr>
+        <w:tblStyle w:val="Table"/>
+        <w:tblW w:type="pct" w:w="5000"/>
+        <w:tblLayout w:type="fixed"/>
+        <w:tblLook w:firstRow="1" w:lastRow="0" w:firstColumn="0" w:lastColumn="0" w:noHBand="0" w:noVBand="0" w:val="0020"/>
+      </w:tblPr>
+      <w:tblGrid>
+        <w:gridCol w:w="2640"/>
+        <w:gridCol w:w="2640"/>
+        <w:gridCol w:w="2640"/>
+      </w:tblGrid>
+      <w:tr>
+        <w:trPr>
+          <w:tblHeader w:val="on"/>
+        </w:trPr>
+        <w:tc>
+          <w:tcPr/>
+          <w:p>
+            <w:pPr>
+              <w:pStyle w:val="Compact"/>
+            </w:pPr>
+            <w:r>
+              <w:t xml:space="preserve">Framework topic</w:t>
+            </w:r>
+          </w:p>
+        </w:tc>
+        <w:tc>
+          <w:tcPr/>
+          <w:p>
+            <w:pPr>
+              <w:pStyle w:val="Compact"/>
+            </w:pPr>
+            <w:r>
+              <w:t xml:space="preserve">CSW capability</w:t>
+            </w:r>
+          </w:p>
+        </w:tc>
+        <w:tc>
+          <w:tcPr/>
+          <w:p>
+            <w:pPr>
+              <w:pStyle w:val="Compact"/>
+            </w:pPr>
+            <w:r>
+              <w:t xml:space="preserve">Evidence artifact</w:t>
+            </w:r>
+          </w:p>
+        </w:tc>
+      </w:tr>
+      <w:tr>
+        <w:tc>
+          <w:tcPr/>
+          <w:p>
+            <w:pPr>
+              <w:pStyle w:val="Compact"/>
+            </w:pPr>
+            <w:r>
+              <w:t xml:space="preserve">Asset Management (AM)</w:t>
+            </w:r>
+          </w:p>
+        </w:tc>
+        <w:tc>
+          <w:tcPr/>
+          <w:p>
+            <w:pPr>
+              <w:pStyle w:val="Compact"/>
+            </w:pPr>
+            <w:r>
+              <w:t xml:space="preserve">Workload inventory; scope + label export</w:t>
+            </w:r>
+          </w:p>
+        </w:tc>
+        <w:tc>
+          <w:tcPr/>
+          <w:p>
+            <w:pPr>
+              <w:pStyle w:val="Compact"/>
+            </w:pPr>
+            <w:r>
+              <w:t xml:space="preserve">Inventory + classification evidence</w:t>
+            </w:r>
+          </w:p>
+        </w:tc>
+      </w:tr>
+      <w:tr>
+        <w:tc>
+          <w:tcPr/>
+          <w:p>
+            <w:pPr>
+              <w:pStyle w:val="Compact"/>
+            </w:pPr>
+            <w:r>
+              <w:t xml:space="preserve">Communication Security (KOS) - tenant separation</w:t>
+            </w:r>
+          </w:p>
+        </w:tc>
+        <w:tc>
+          <w:tcPr/>
+          <w:p>
+            <w:pPr>
+              <w:pStyle w:val="Compact"/>
+            </w:pPr>
+            <w:r>
+              <w:t xml:space="preserve">Policy workspace + cross-tenant deny enforcement</w:t>
+            </w:r>
+          </w:p>
+        </w:tc>
+        <w:tc>
+          <w:tcPr/>
+          <w:p>
+            <w:pPr>
+              <w:pStyle w:val="Compact"/>
+            </w:pPr>
+            <w:r>
+              <w:t xml:space="preserve">Workspace snapshot + cross-tenant violation log (the heart of multi-tenant KOS evidence)</w:t>
+            </w:r>
+          </w:p>
+        </w:tc>
+      </w:tr>
+      <w:tr>
+        <w:tc>
+          <w:tcPr/>
+          <w:p>
+            <w:pPr>
+              <w:pStyle w:val="Compact"/>
+            </w:pPr>
+            <w:r>
+              <w:t xml:space="preserve">Operations Security (OPS)</w:t>
+            </w:r>
+          </w:p>
+        </w:tc>
+        <w:tc>
+          <w:tcPr/>
+          <w:p>
+            <w:pPr>
+              <w:pStyle w:val="Compact"/>
+            </w:pPr>
+            <w:r>
+              <w:t xml:space="preserve">Continuous monitoring; vulnerability + reachability; configuration drift on policy</w:t>
+            </w:r>
+          </w:p>
+        </w:tc>
+        <w:tc>
+          <w:tcPr/>
+          <w:p>
+            <w:pPr>
+              <w:pStyle w:val="Compact"/>
+            </w:pPr>
+            <w:r>
+              <w:t xml:space="preserve">Operations evidence pack</w:t>
+            </w:r>
+          </w:p>
+        </w:tc>
+      </w:tr>
+      <w:tr>
+        <w:tc>
+          <w:tcPr/>
+          <w:p>
+            <w:pPr>
+              <w:pStyle w:val="Compact"/>
+            </w:pPr>
+            <w:r>
+              <w:t xml:space="preserve">Identity and Access Management (IDM)</w:t>
+            </w:r>
+          </w:p>
+        </w:tc>
+        <w:tc>
+          <w:tcPr/>
+          <w:p>
+            <w:pPr>
+              <w:pStyle w:val="Compact"/>
+            </w:pPr>
+            <w:r>
+              <w:t xml:space="preserve">Policy workspace + enforcement / violation log</w:t>
+            </w:r>
+          </w:p>
+        </w:tc>
+        <w:tc>
+          <w:tcPr/>
+          <w:p>
+            <w:pPr>
+              <w:pStyle w:val="Compact"/>
+            </w:pPr>
+            <w:r>
+              <w:t xml:space="preserve">Workload-to-workload privilege evidence</w:t>
+            </w:r>
+          </w:p>
+        </w:tc>
+      </w:tr>
+      <w:tr>
+        <w:tc>
+          <w:tcPr/>
+          <w:p>
+            <w:pPr>
+              <w:pStyle w:val="Compact"/>
+            </w:pPr>
+            <w:r>
+              <w:t xml:space="preserve">Cryptography (KRY) - detection</w:t>
+            </w:r>
+          </w:p>
+        </w:tc>
+        <w:tc>
+          <w:tcPr/>
+          <w:p>
+            <w:pPr>
+              <w:pStyle w:val="Compact"/>
+            </w:pPr>
+            <w:r>
+              <w:t xml:space="preserve">Plaintext-flow detection on regulated paths</w:t>
+            </w:r>
+          </w:p>
+        </w:tc>
+        <w:tc>
+          <w:tcPr/>
+          <w:p>
+            <w:pPr>
+              <w:pStyle w:val="Compact"/>
+            </w:pPr>
+            <w:r>
+              <w:t xml:space="preserve">Detection input only</w:t>
+            </w:r>
+          </w:p>
+        </w:tc>
+      </w:tr>
+      <w:tr>
+        <w:tc>
+          <w:tcPr/>
+          <w:p>
+            <w:pPr>
+              <w:pStyle w:val="Compact"/>
+            </w:pPr>
+            <w:r>
+              <w:t xml:space="preserve">Sub-Service Provider Control (SP)</w:t>
+            </w:r>
+          </w:p>
+        </w:tc>
+        <w:tc>
+          <w:tcPr/>
+          <w:p>
+            <w:pPr>
+              <w:pStyle w:val="Compact"/>
+            </w:pPr>
+            <w:r>
+              <w:t xml:space="preserve">Outbound flow summary to service-provider endpoints</w:t>
+            </w:r>
+          </w:p>
+        </w:tc>
+        <w:tc>
+          <w:tcPr/>
+          <w:p>
+            <w:pPr>
+              <w:pStyle w:val="Compact"/>
+            </w:pPr>
+            <w:r>
+              <w:t xml:space="preserve">Service-provider egress report</w:t>
+            </w:r>
+          </w:p>
+        </w:tc>
+      </w:tr>
+      <w:tr>
+        <w:tc>
+          <w:tcPr/>
+          <w:p>
+            <w:pPr>
+              <w:pStyle w:val="Compact"/>
+            </w:pPr>
+            <w:r>
+              <w:t xml:space="preserve">Security Incident Management (SIM)</w:t>
+            </w:r>
+          </w:p>
+        </w:tc>
+        <w:tc>
+          <w:tcPr/>
+          <w:p>
+            <w:pPr>
+              <w:pStyle w:val="Compact"/>
+            </w:pPr>
+            <w:r>
+              <w:t xml:space="preserve">Forensic flow + process telemetry</w:t>
+            </w:r>
+          </w:p>
+        </w:tc>
+        <w:tc>
+          <w:tcPr/>
+          <w:p>
+            <w:pPr>
+              <w:pStyle w:val="Compact"/>
+            </w:pPr>
+            <w:r>
+              <w:t xml:space="preserve">Investigation pack with timeline and tenant-impact scope</w:t>
+            </w:r>
+          </w:p>
+        </w:tc>
+      </w:tr>
+      <w:tr>
+        <w:tc>
+          <w:tcPr/>
+          <w:p>
+            <w:pPr>
+              <w:pStyle w:val="Compact"/>
+            </w:pPr>
+            <w:r>
+              <w:t xml:space="preserve">Business Continuity (BCM)</w:t>
+            </w:r>
+          </w:p>
+        </w:tc>
+        <w:tc>
+          <w:tcPr/>
+          <w:p>
+            <w:pPr>
+              <w:pStyle w:val="Compact"/>
+            </w:pPr>
+            <w:r>
+              <w:t xml:space="preserve">Approved flow baseline</w:t>
+            </w:r>
+          </w:p>
+        </w:tc>
+        <w:tc>
+          <w:tcPr/>
+          <w:p>
+            <w:pPr>
+              <w:pStyle w:val="Compact"/>
+            </w:pPr>
+            <w:r>
+              <w:t xml:space="preserve">Recoverability input only</w:t>
+            </w:r>
+          </w:p>
+        </w:tc>
+      </w:tr>
+      <w:tr>
+        <w:tc>
+          <w:tcPr/>
+          <w:p>
+            <w:pPr>
+              <w:pStyle w:val="Compact"/>
+            </w:pPr>
+            <w:r>
+              <w:t xml:space="preserve">Compliance (COM)</w:t>
+            </w:r>
+          </w:p>
+        </w:tc>
+        <w:tc>
+          <w:tcPr/>
+          <w:p>
+            <w:pPr>
+              <w:pStyle w:val="Compact"/>
+            </w:pPr>
+            <w:r>
+              <w:t xml:space="preserve">Periodic evidence pack</w:t>
+            </w:r>
+          </w:p>
+        </w:tc>
+        <w:tc>
+          <w:tcPr/>
+          <w:p>
+            <w:pPr>
+              <w:pStyle w:val="Compact"/>
+            </w:pPr>
+            <w:r>
+              <w:t xml:space="preserve">Auditor work-paper input</w:t>
+            </w:r>
+          </w:p>
+        </w:tc>
+      </w:tr>
+    </w:tbl>
+    <w:bookmarkEnd w:id="16"/>
+    <w:bookmarkStart w:id="17" w:name="evidence-collection-approach"/>
+    <w:p>
+      <w:pPr>
+        <w:pStyle w:val="Heading2"/>
+      </w:pPr>
+      <w:r>
+        <w:t xml:space="preserve">Evidence Collection Approach</w:t>
+      </w:r>
+    </w:p>
+    <w:p>
+      <w:pPr>
+        <w:pStyle w:val="FirstParagraph"/>
+      </w:pPr>
+      <w:r>
+        <w:t xml:space="preserve">The table below describes per-topic evidence collection - what to collect, the CSW source area, and a suggested cadence. The cadence should be tuned to the customer’s audit cycle, regulatory cadence, and risk appetite.</w:t>
+      </w:r>
+    </w:p>
+    <w:tbl>
+      <w:tblPr>
+        <w:tblStyle w:val="Table"/>
+        <w:tblW w:type="pct" w:w="5000"/>
+        <w:tblLayout w:type="fixed"/>
+        <w:tblLook w:firstRow="1" w:lastRow="0" w:firstColumn="0" w:lastColumn="0" w:noHBand="0" w:noVBand="0" w:val="0020"/>
+      </w:tblPr>
+      <w:tblGrid>
+        <w:gridCol w:w="1980"/>
+        <w:gridCol w:w="1980"/>
+        <w:gridCol w:w="1980"/>
+        <w:gridCol w:w="1980"/>
+      </w:tblGrid>
+      <w:tr>
+        <w:trPr>
+          <w:tblHeader w:val="on"/>
+        </w:trPr>
+        <w:tc>
+          <w:tcPr/>
+          <w:p>
+            <w:pPr>
+              <w:pStyle w:val="Compact"/>
+            </w:pPr>
+            <w:r>
+              <w:t xml:space="preserve">Topic</w:t>
+            </w:r>
+          </w:p>
+        </w:tc>
+        <w:tc>
+          <w:tcPr/>
+          <w:p>
+            <w:pPr>
+              <w:pStyle w:val="Compact"/>
+            </w:pPr>
+            <w:r>
+              <w:t xml:space="preserve">What to collect</w:t>
+            </w:r>
+          </w:p>
+        </w:tc>
+        <w:tc>
+          <w:tcPr/>
+          <w:p>
+            <w:pPr>
+              <w:pStyle w:val="Compact"/>
+            </w:pPr>
+            <w:r>
+              <w:t xml:space="preserve">CSW source</w:t>
+            </w:r>
+          </w:p>
+        </w:tc>
+        <w:tc>
+          <w:tcPr/>
+          <w:p>
+            <w:pPr>
+              <w:pStyle w:val="Compact"/>
+            </w:pPr>
+            <w:r>
+              <w:t xml:space="preserve">Suggested cadence</w:t>
+            </w:r>
+          </w:p>
+        </w:tc>
+      </w:tr>
+      <w:tr>
+        <w:tc>
+          <w:tcPr/>
+          <w:p>
+            <w:pPr>
+              <w:pStyle w:val="Compact"/>
+            </w:pPr>
+            <w:r>
+              <w:t xml:space="preserve">Cloud workload inventory across tenants</w:t>
+            </w:r>
+          </w:p>
+        </w:tc>
+        <w:tc>
+          <w:tcPr/>
+          <w:p>
+            <w:pPr>
+              <w:pStyle w:val="Compact"/>
+            </w:pPr>
+            <w:r>
+              <w:t xml:space="preserve">Workloads grouped by tenant and service offering</w:t>
+            </w:r>
+          </w:p>
+        </w:tc>
+        <w:tc>
+          <w:tcPr/>
+          <w:p>
+            <w:pPr>
+              <w:pStyle w:val="Compact"/>
+            </w:pPr>
+            <w:r>
+              <w:t xml:space="preserve">Inventory + scope membership export filtered by tenant, customer, service_offering</w:t>
+            </w:r>
+          </w:p>
+        </w:tc>
+        <w:tc>
+          <w:tcPr/>
+          <w:p>
+            <w:pPr>
+              <w:pStyle w:val="Compact"/>
+            </w:pPr>
+            <w:r>
+              <w:t xml:space="preserve">Monthly</w:t>
+            </w:r>
+          </w:p>
+        </w:tc>
+      </w:tr>
+      <w:tr>
+        <w:tc>
+          <w:tcPr/>
+          <w:p>
+            <w:pPr>
+              <w:pStyle w:val="Compact"/>
+            </w:pPr>
+            <w:r>
+              <w:t xml:space="preserve">Tenant separation evidence</w:t>
+            </w:r>
+          </w:p>
+        </w:tc>
+        <w:tc>
+          <w:tcPr/>
+          <w:p>
+            <w:pPr>
+              <w:pStyle w:val="Compact"/>
+            </w:pPr>
+            <w:r>
+              <w:t xml:space="preserve">Cross-tenant deny enforcement and violation log</w:t>
+            </w:r>
+          </w:p>
+        </w:tc>
+        <w:tc>
+          <w:tcPr/>
+          <w:p>
+            <w:pPr>
+              <w:pStyle w:val="Compact"/>
+            </w:pPr>
+            <w:r>
+              <w:t xml:space="preserve">Policy workspace export + policy analysis output</w:t>
+            </w:r>
+          </w:p>
+        </w:tc>
+        <w:tc>
+          <w:tcPr/>
+          <w:p>
+            <w:pPr>
+              <w:pStyle w:val="Compact"/>
+            </w:pPr>
+            <w:r>
+              <w:t xml:space="preserve">Continuous; reviewed quarterly</w:t>
+            </w:r>
+          </w:p>
+        </w:tc>
+      </w:tr>
+      <w:tr>
+        <w:tc>
+          <w:tcPr/>
+          <w:p>
+            <w:pPr>
+              <w:pStyle w:val="Compact"/>
+            </w:pPr>
+            <w:r>
+              <w:t xml:space="preserve">Operations evidence</w:t>
+            </w:r>
+          </w:p>
+        </w:tc>
+        <w:tc>
+          <w:tcPr/>
+          <w:p>
+            <w:pPr>
+              <w:pStyle w:val="Compact"/>
+            </w:pPr>
+            <w:r>
+              <w:t xml:space="preserve">Continuous monitoring + reachability-weighted vulnerability data</w:t>
+            </w:r>
+          </w:p>
+        </w:tc>
+        <w:tc>
+          <w:tcPr/>
+          <w:p>
+            <w:pPr>
+              <w:pStyle w:val="Compact"/>
+            </w:pPr>
+            <w:r>
+              <w:t xml:space="preserve">Vulnerability report scoped to BSI-C5 + alert log</w:t>
+            </w:r>
+          </w:p>
+        </w:tc>
+        <w:tc>
+          <w:tcPr/>
+          <w:p>
+            <w:pPr>
+              <w:pStyle w:val="Compact"/>
+            </w:pPr>
+            <w:r>
+              <w:t xml:space="preserve">Monthly</w:t>
+            </w:r>
+          </w:p>
+        </w:tc>
+      </w:tr>
+      <w:tr>
+        <w:tc>
+          <w:tcPr/>
+          <w:p>
+            <w:pPr>
+              <w:pStyle w:val="Compact"/>
+            </w:pPr>
+            <w:r>
+              <w:t xml:space="preserve">Sub-service-provider egress</w:t>
+            </w:r>
+          </w:p>
+        </w:tc>
+        <w:tc>
+          <w:tcPr/>
+          <w:p>
+            <w:pPr>
+              <w:pStyle w:val="Compact"/>
+            </w:pPr>
+            <w:r>
+              <w:t xml:space="preserve">Outbound flow to External-Service-Providers</w:t>
+            </w:r>
+          </w:p>
+        </w:tc>
+        <w:tc>
+          <w:tcPr/>
+          <w:p>
+            <w:pPr>
+              <w:pStyle w:val="Compact"/>
+            </w:pPr>
+            <w:r>
+              <w:t xml:space="preserve">Flow search filtered to external service-provider endpoints</w:t>
+            </w:r>
+          </w:p>
+        </w:tc>
+        <w:tc>
+          <w:tcPr/>
+          <w:p>
+            <w:pPr>
+              <w:pStyle w:val="Compact"/>
+            </w:pPr>
+            <w:r>
+              <w:t xml:space="preserve">Monthly</w:t>
+            </w:r>
+          </w:p>
+        </w:tc>
+      </w:tr>
+      <w:tr>
+        <w:tc>
+          <w:tcPr/>
+          <w:p>
+            <w:pPr>
+              <w:pStyle w:val="Compact"/>
+            </w:pPr>
+            <w:r>
+              <w:t xml:space="preserve">Incident sample (per tenant)</w:t>
+            </w:r>
+          </w:p>
+        </w:tc>
+        <w:tc>
+          <w:tcPr/>
+          <w:p>
+            <w:pPr>
+              <w:pStyle w:val="Compact"/>
+            </w:pPr>
+            <w:r>
+              <w:t xml:space="preserve">Workload-level timeline including tenant identification</w:t>
+            </w:r>
+          </w:p>
+        </w:tc>
+        <w:tc>
+          <w:tcPr/>
+          <w:p>
+            <w:pPr>
+              <w:pStyle w:val="Compact"/>
+            </w:pPr>
+            <w:r>
+              <w:t xml:space="preserve">Flow + process search</w:t>
+            </w:r>
+          </w:p>
+        </w:tc>
+        <w:tc>
+          <w:tcPr/>
+          <w:p>
+            <w:pPr>
+              <w:pStyle w:val="Compact"/>
+            </w:pPr>
+            <w:r>
+              <w:t xml:space="preserve">Per incident; one representative sample per audit cycle</w:t>
+            </w:r>
+          </w:p>
+        </w:tc>
+      </w:tr>
+    </w:tbl>
+    <w:bookmarkEnd w:id="17"/>
+    <w:bookmarkStart w:id="18" w:name="pov-workshop-approach"/>
     <w:p>
       <w:pPr>
         <w:pStyle w:val="Heading2"/>
@@ -354,7 +1202,7 @@
         </w:numPr>
       </w:pPr>
       <w:r>
-        <w:t xml:space="preserve">Select one business service, regulated boundary, or critical workload group.</w:t>
+        <w:t xml:space="preserve">Confirm the framework version and assessment cycle with the customer’s compliance team.</w:t>
       </w:r>
     </w:p>
     <w:p>
@@ -366,7 +1214,7 @@
         </w:numPr>
       </w:pPr>
       <w:r>
-        <w:t xml:space="preserve">Validate workload coverage and install sensors or configure supported connectors.</w:t>
+        <w:t xml:space="preserve">Select one business service, regulated boundary, or critical workload group to start with; do not attempt to instrument the entire estate in the POV.</w:t>
       </w:r>
     </w:p>
     <w:p>
@@ -378,7 +1226,7 @@
         </w:numPr>
       </w:pPr>
       <w:r>
-        <w:t xml:space="preserve">Apply labels for application, environment, owner, data class, criticality, compliance scope, and lifecycle.</w:t>
+        <w:t xml:space="preserve">Validate workload coverage and install sensors or configure supported connectors. Document the cannot-instrument register; this is itself evidence.</w:t>
       </w:r>
     </w:p>
     <w:p>
@@ -390,7 +1238,76 @@
         </w:numPr>
       </w:pPr>
       <w:r>
-        <w:t xml:space="preserve">Observe flows over a representative business window.</w:t>
+        <w:t xml:space="preserve">Apply labels for application, environment, owner, data class, criticality, compliance scope, and any framework-specific tags (e.g. </w:t>
+      </w:r>
+      <w:r>
+        <w:rPr>
+          <w:rStyle w:val="VerbatimChar"/>
+        </w:rPr>
+        <w:t xml:space="preserve">tenant</w:t>
+      </w:r>
+      <w:r>
+        <w:t xml:space="preserve">,</w:t>
+      </w:r>
+      <w:r>
+        <w:t xml:space="preserve"> </w:t>
+      </w:r>
+      <w:r>
+        <w:rPr>
+          <w:rStyle w:val="VerbatimChar"/>
+        </w:rPr>
+        <w:t xml:space="preserve">prototype</w:t>
+      </w:r>
+      <w:r>
+        <w:t xml:space="preserve">,</w:t>
+      </w:r>
+      <w:r>
+        <w:t xml:space="preserve"> </w:t>
+      </w:r>
+      <w:r>
+        <w:rPr>
+          <w:rStyle w:val="VerbatimChar"/>
+        </w:rPr>
+        <w:t xml:space="preserve">isa_level</w:t>
+      </w:r>
+      <w:r>
+        <w:t xml:space="preserve">,</w:t>
+      </w:r>
+      <w:r>
+        <w:t xml:space="preserve"> </w:t>
+      </w:r>
+      <w:r>
+        <w:rPr>
+          <w:rStyle w:val="VerbatimChar"/>
+        </w:rPr>
+        <w:t xml:space="preserve">npi</w:t>
+      </w:r>
+      <w:r>
+        <w:t xml:space="preserve">,</w:t>
+      </w:r>
+      <w:r>
+        <w:t xml:space="preserve"> </w:t>
+      </w:r>
+      <w:r>
+        <w:rPr>
+          <w:rStyle w:val="VerbatimChar"/>
+        </w:rPr>
+        <w:t xml:space="preserve">cui</w:t>
+      </w:r>
+      <w:r>
+        <w:t xml:space="preserve">,</w:t>
+      </w:r>
+      <w:r>
+        <w:t xml:space="preserve"> </w:t>
+      </w:r>
+      <w:r>
+        <w:rPr>
+          <w:rStyle w:val="VerbatimChar"/>
+        </w:rPr>
+        <w:t xml:space="preserve">ephi</w:t>
+      </w:r>
+      <w:r>
+        <w:t xml:space="preserve">).</w:t>
       </w:r>
     </w:p>
     <w:p>
@@ -402,7 +1319,7 @@
         </w:numPr>
       </w:pPr>
       <w:r>
-        <w:t xml:space="preserve">Use ADM to generate a candidate policy and review it with the application owner.</w:t>
+        <w:t xml:space="preserve">Observe flows over a representative business window. Minimum two weeks; longer if the customer has month-end, quarterly, or seasonal cycles relevant to the scope.</w:t>
       </w:r>
     </w:p>
     <w:p>
@@ -414,11 +1331,23 @@
         </w:numPr>
       </w:pPr>
       <w:r>
-        <w:t xml:space="preserve">Package inventory, scope, flows, policy, exceptions, and known gaps as the evidence output.</w:t>
-      </w:r>
-    </w:p>
-    <w:bookmarkEnd w:id="14"/>
-    <w:bookmarkStart w:id="15" w:name="boundaries-and-complementary-controls"/>
+        <w:t xml:space="preserve">Use ADM to generate a candidate policy. Review with the application owner. Run in Simulation mode for at least two weeks before any enforcement.</w:t>
+      </w:r>
+    </w:p>
+    <w:p>
+      <w:pPr>
+        <w:pStyle w:val="Compact"/>
+        <w:numPr>
+          <w:ilvl w:val="0"/>
+          <w:numId w:val="1003"/>
+        </w:numPr>
+      </w:pPr>
+      <w:r>
+        <w:t xml:space="preserve">Package inventory, scope, flows, policy, exceptions, and known gaps as the evidence output. Cross-reference this report’s evidence collection table with the customer’s existing audit work-papers.</w:t>
+      </w:r>
+    </w:p>
+    <w:bookmarkEnd w:id="18"/>
+    <w:bookmarkStart w:id="19" w:name="boundaries-and-complementary-controls"/>
     <w:p>
       <w:pPr>
         <w:pStyle w:val="Heading2"/>
@@ -432,16 +1361,34 @@
         <w:pStyle w:val="FirstParagraph"/>
       </w:pPr>
       <w:r>
-        <w:t xml:space="preserve">CSW does not replace BSI C5 attestation, CSP controls, IAM/KMS, backup/DR, portability, or shared-responsibility decisions.</w:t>
-      </w:r>
-    </w:p>
-    <w:bookmarkEnd w:id="15"/>
-    <w:bookmarkStart w:id="16" w:name="disclaimer"/>
+        <w:t xml:space="preserve">CSW does not replace BSI C5 attestation, CSP organisational and physical controls, supplier contractual arrangements, identity lifecycle, key management / cryptography enforcement, backup/DR, portability and interoperability assurance, or shared-responsibility model decisions.</w:t>
+      </w:r>
+    </w:p>
+    <w:bookmarkEnd w:id="19"/>
+    <w:bookmarkStart w:id="20" w:name="assessor-auditor-caveat"/>
     <w:p>
       <w:pPr>
         <w:pStyle w:val="Heading2"/>
       </w:pPr>
       <w:r>
+        <w:t xml:space="preserve">Assessor / Auditor Caveat</w:t>
+      </w:r>
+    </w:p>
+    <w:p>
+      <w:pPr>
+        <w:pStyle w:val="FirstParagraph"/>
+      </w:pPr>
+      <w:r>
+        <w:t xml:space="preserve">CSW provides technical evidence inputs. The customer’s qualified assessor, auditor, certifying body, or regulator determines compliance status. Validate all framework-topic mappings, control IDs, paragraph references, and section numbers in this report against the current official framework text. If the customer is being assessed against a version other than the one referenced in the framework version note above, revalidate before use.</w:t>
+      </w:r>
+    </w:p>
+    <w:bookmarkEnd w:id="20"/>
+    <w:bookmarkStart w:id="21" w:name="disclaimer"/>
+    <w:p>
+      <w:pPr>
+        <w:pStyle w:val="Heading2"/>
+      </w:pPr>
+      <w:r>
         <w:t xml:space="preserve">Disclaimer</w:t>
       </w:r>
     </w:p>
@@ -453,8 +1400,8 @@
         <w:t xml:space="preserve">This report is for informational and planning purposes. It is not legal, regulatory, audit, or certification advice. Validate all mappings against the current official framework text, the customer’s environment, and qualified compliance, legal, and audit professionals.</w:t>
       </w:r>
     </w:p>
-    <w:bookmarkEnd w:id="16"/>
-    <w:bookmarkEnd w:id="17"/>
+    <w:bookmarkEnd w:id="21"/>
+    <w:bookmarkEnd w:id="22"/>
     <w:sectPr>
       <w:footnotePr>
         <w:numRestart w:val="eachSect"/>
